--- a/text/part2/02FalseMemory3Breadwinner.docx
+++ b/text/part2/02FalseMemory3Breadwinner.docx
@@ -19,20 +19,23 @@
     </w:p>
     <w:p>
       <w:r>
-        <w:t>Мой де</w:t>
-      </w:r>
-      <w:r>
-        <w:t>д был мудрейшим из людей. Из всех, кого я знал, когда он ещё был жив, и из всех, кого я встретил после его смерти.</w:t>
-      </w:r>
-    </w:p>
-    <w:p>
-      <w:r>
-        <w:t>Он не просто пережил Гнев Земли. Его пережили многие. Говорят, что выжил каждый десятый.</w:t>
-      </w:r>
-    </w:p>
-    <w:p>
-      <w:r>
-        <w:t xml:space="preserve">Мой дед был в числе тех совсем немногих, кто </w:t>
+        <w:t>Мой дед был мудрейшим из людей. Из всех, кого я знал, когда он ещё был жив, и из всех, кого я встретил после его смерти.</w:t>
+      </w:r>
+    </w:p>
+    <w:p>
+      <w:r>
+        <w:t xml:space="preserve">И дело тут не в том, что он </w:t>
+      </w:r>
+      <w:r>
+        <w:t>пережил Гнев Земли. Его пережили многие. Говорят, что выжил каждый десятый.</w:t>
+      </w:r>
+    </w:p>
+    <w:p>
+      <w:r>
+        <w:t>Дело в том, что м</w:t>
+      </w:r>
+      <w:r>
+        <w:t xml:space="preserve">ой дед был в числе тех совсем немногих, кто </w:t>
       </w:r>
       <w:r>
         <w:t xml:space="preserve">совершенно точно, в деталях </w:t>
@@ -52,10 +55,31 @@
         <w:t xml:space="preserve"> он </w:t>
       </w:r>
       <w:r>
-        <w:t xml:space="preserve">принадлежал к единицам избранных, </w:t>
-      </w:r>
-      <w:r>
-        <w:t xml:space="preserve">кто вершил судьбы мира. А стало быть, </w:t>
+        <w:t>принадлежал к единицам избранных</w:t>
+      </w:r>
+      <w:r>
+        <w:t xml:space="preserve"> — тех,</w:t>
+      </w:r>
+      <w:r>
+        <w:t xml:space="preserve"> </w:t>
+      </w:r>
+      <w:r>
+        <w:t xml:space="preserve">кто вершил </w:t>
+      </w:r>
+      <w:r>
+        <w:t xml:space="preserve">когда-то </w:t>
+      </w:r>
+      <w:r>
+        <w:t xml:space="preserve">судьбы </w:t>
+      </w:r>
+      <w:r>
+        <w:t xml:space="preserve">людей, судьбы всего </w:t>
+      </w:r>
+      <w:r>
+        <w:t xml:space="preserve">мира. А стало быть, </w:t>
+      </w:r>
+      <w:r>
+        <w:t xml:space="preserve">он был </w:t>
       </w:r>
       <w:r>
         <w:t xml:space="preserve">одним </w:t>
@@ -87,46 +111,181 @@
         <w:t xml:space="preserve"> </w:t>
       </w:r>
       <w:r>
-        <w:t>П</w:t>
-      </w:r>
-      <w:r>
-        <w:t>оэтому несколько раз, когда я внезапно просыпался ночью, я слышал, как он плачет в темноте тихими, отчаянными старческими слезами.</w:t>
+        <w:t>Я думаю, именно поэтому</w:t>
+      </w:r>
+      <w:r>
+        <w:t xml:space="preserve"> несколько раз, когда я </w:t>
+      </w:r>
+      <w:r>
+        <w:t>неожиданно</w:t>
+      </w:r>
+      <w:r>
+        <w:t xml:space="preserve"> просыпался ночью, я слышал, как он плачет в темноте тихими, отчаянными старческими слезами.</w:t>
+      </w:r>
+    </w:p>
+    <w:p>
+      <w:r>
+        <w:t xml:space="preserve">Когда дед укладывал меня спать, он рассказывал мне не сказки, а реальные события, историю нашего мира. По-моему, он рассказывал всё это не мне, а самому себе, ему просто необходимо было выговориться. </w:t>
+      </w:r>
+    </w:p>
+    <w:p>
+      <w:r>
+        <w:t xml:space="preserve">Но я всё запомнил. </w:t>
+      </w:r>
+    </w:p>
+    <w:p>
+      <w:r>
+        <w:t xml:space="preserve">Всё, что он говорил, отпечаталось в моей памяти почти со всеми деталями. А </w:t>
+      </w:r>
+      <w:r>
+        <w:t>многие</w:t>
+      </w:r>
+      <w:r>
+        <w:t xml:space="preserve"> его высказывания я считаю образцами мудрости</w:t>
+      </w:r>
+      <w:r>
+        <w:t>,</w:t>
+      </w:r>
+      <w:r>
+        <w:t xml:space="preserve"> </w:t>
+      </w:r>
+      <w:r>
+        <w:t xml:space="preserve">которые я </w:t>
+      </w:r>
+      <w:r>
+        <w:t xml:space="preserve">стараюсь доносить людям и </w:t>
+      </w:r>
+      <w:r>
+        <w:t xml:space="preserve">уж как минимум </w:t>
+      </w:r>
+      <w:r>
+        <w:t xml:space="preserve">руководствоваться ими </w:t>
+      </w:r>
+      <w:r>
+        <w:t>самому</w:t>
+      </w:r>
+      <w:r>
+        <w:t xml:space="preserve">. </w:t>
+      </w:r>
+    </w:p>
+    <w:p>
+      <w:r>
+        <w:t xml:space="preserve">Например, дед любил повторять:  </w:t>
+      </w:r>
+    </w:p>
+    <w:p>
+      <w:r>
+        <w:t xml:space="preserve">«Да, кто-то не такой как </w:t>
+      </w:r>
+      <w:r>
+        <w:t xml:space="preserve"> я.</w:t>
+      </w:r>
+      <w:r>
+        <w:t xml:space="preserve"> </w:t>
+      </w:r>
+      <w:r>
+        <w:t>Н</w:t>
+      </w:r>
+      <w:r>
+        <w:t>у и пусть.»</w:t>
+      </w:r>
+    </w:p>
+    <w:p>
+      <w:r>
+        <w:t xml:space="preserve">Он рассказывал, что в те времена, когда наш мир ещё был </w:t>
+      </w:r>
+      <w:r>
+        <w:t>живым и процветающим, в нём были два могущественных межгосударственных блока. И они постоянно, с нарастающей силой враждовали. А всё потому, что люди и с той и с другой стороны отказывались понять друг друга. Отказывались поставить себя на место другого человека. И п</w:t>
+      </w:r>
+      <w:r>
+        <w:t>ринять</w:t>
+      </w:r>
+      <w:r>
+        <w:t xml:space="preserve">, что да, он </w:t>
+      </w:r>
+      <w:r>
+        <w:t xml:space="preserve">— </w:t>
+      </w:r>
+      <w:r>
+        <w:t xml:space="preserve">другой, он мыслит иначе и стремится к </w:t>
+      </w:r>
+      <w:r>
+        <w:t>иному</w:t>
+      </w:r>
+      <w:r>
+        <w:t xml:space="preserve">. Но это </w:t>
+      </w:r>
+      <w:r>
+        <w:t>нормально</w:t>
+      </w:r>
+      <w:r>
+        <w:t xml:space="preserve">, с его точки зрения это понятно, естественно и логично. Я на его месте тоже думал бы точно так же, иначе, чем я думаю сейчас, и тоже стремился бы к другому. Поэтому — ну и пусть. </w:t>
+      </w:r>
+    </w:p>
+    <w:p>
+      <w:r>
+        <w:t xml:space="preserve">Но нет, говорил дед. Никто не попытался понять. Все пытались только заставить другую сторону и вообще всех окружающих думать так же, как они. </w:t>
+      </w:r>
+      <w:r>
+        <w:t>Заставить. То есть, применить насилие.</w:t>
+      </w:r>
+    </w:p>
+    <w:p>
+      <w:r>
+        <w:t>«Насилие — это ловушка»</w:t>
+      </w:r>
+      <w:r>
+        <w:t>, говорил дед.</w:t>
+      </w:r>
+    </w:p>
+    <w:p>
+      <w:r>
+        <w:t xml:space="preserve">Применить насилие — заставить, запретить, навязать, принудить — это всегда самый простой путь. Самый первый, который приходит в голову. </w:t>
+      </w:r>
+    </w:p>
+    <w:p>
+      <w:r>
+        <w:t xml:space="preserve">Но вот только он не приводит к результату. Он приводит только к ответному насилию. Причём часто к большему, чем первоначальное. </w:t>
+      </w:r>
+    </w:p>
+    <w:p>
+      <w:r>
+        <w:t xml:space="preserve">Дед говорит, что первую тектобомбу изобрели не мы. И даже не мы первые её применили. Это сделала та, другая сторона. Но наши шпионы смогли добыть </w:t>
+      </w:r>
+      <w:r>
+        <w:t>информацию</w:t>
+      </w:r>
+      <w:r>
+        <w:t xml:space="preserve"> о её устройстве, мы скопировали её, увеличили её мощность и ударили в ответ. </w:t>
+      </w:r>
+    </w:p>
+    <w:p>
+      <w:r>
+        <w:t>И маятник начал раскачиваться.</w:t>
+      </w:r>
+    </w:p>
+    <w:p>
+      <w:r>
+        <w:t xml:space="preserve">Но сначала о самой тектонической бомбе. Дед говорит, что к её созданию привело одно научное открытие. Учёные заметили, что </w:t>
+      </w:r>
+      <w:r>
+        <w:t>сейсмические волны одного землетрясения способны провоцировать другие землетрясения на больших расстояниях</w:t>
+      </w:r>
+      <w:r>
+        <w:t xml:space="preserve">. </w:t>
+      </w:r>
+      <w:r>
+        <w:t>Они назвали это</w:t>
+      </w:r>
+      <w:r>
+        <w:t xml:space="preserve"> «динамическое триггирование». </w:t>
       </w:r>
     </w:p>
     <w:p/>
-    <w:p>
-      <w:r>
-        <w:t>«Да, кто-то не такой как я… ну и пусть.»</w:t>
-      </w:r>
-    </w:p>
+    <w:p/>
     <w:p>
       <w:r>
         <w:t>«Если кто-то сделал мне зло, это не даёт мне право сделать зло в ответ.»</w:t>
-      </w:r>
-    </w:p>
-    <w:p>
-      <w:r>
-        <w:t>«Насилие — это ловушка.»</w:t>
-      </w:r>
-    </w:p>
-    <w:p>
-      <w:r>
-        <w:t xml:space="preserve">Он не просто пережил Гнев Земли. </w:t>
-      </w:r>
-    </w:p>
-    <w:p>
-      <w:r>
-        <w:t>человек, переживший Гнев Земли и всё, что за ним последовало. Его я уважаю несравненно больше всех других живущих. Так вот, мой дед часто повторял три фразы, которые и я с тех пор всегда держу в голове и часто повторяю. Вот эти фразы:</w:t>
-      </w:r>
-    </w:p>
-    <w:p>
-      <w:r>
-        <w:t>Случилось так, что люди забыли три эти простые истины. Поэтому всё и произошло. Историю о том, как именно всё было, дед рассказывал мне не раз. И из его слов я понял, что он когда-то относился к числу немногих людей, которые принимали самые важные решения. И поэтому он ощущает свою личную огромную вину перед миллионами людей, перед всем человечеством. Вину перед Землёй. Землёй, которая не смогла больше терпеть того, что делают люди, и обрушила на них свой Гнев.</w:t>
-      </w:r>
-    </w:p>
-    <w:p>
-      <w:r>
-        <w:t xml:space="preserve">Дед рассказывал, что когда-то, когда он был молодым, существовали две великие державы. </w:t>
       </w:r>
     </w:p>
     <w:p/>
@@ -1090,6 +1249,16 @@
       <w:spacing w:val="5"/>
     </w:rPr>
   </w:style>
+  <w:style w:type="character" w:styleId="PlaceholderText">
+    <w:name w:val="Placeholder Text"/>
+    <w:basedOn w:val="DefaultParagraphFont"/>
+    <w:uiPriority w:val="99"/>
+    <w:semiHidden/>
+    <w:rsid w:val="00BF1170"/>
+    <w:rPr>
+      <w:color w:val="666666"/>
+    </w:rPr>
+  </w:style>
 </w:styles>
 </file>
 
